--- a/pr-preview/pr-325/chapters/slides-posters-figures-tracked-changes.docx
+++ b/pr-preview/pr-325/chapters/slides-posters-figures-tracked-changes.docx
@@ -16,7 +16,7 @@
       </w:pPr>
       <w:del w:id="1" w:author="PR Preview" w:date="2026-01-01T00:00:00Z">
         <w:r>
-          <w:delText xml:space="preserve">Last modified: 2026-10-22 00:49:48 (PDT)</w:delText>
+          <w:delText xml:space="preserve">Last modified: 2026-10-22 16:04:26 (PDT)</w:delText>
         </w:r>
       </w:del>
     </w:p>
@@ -26,7 +26,7 @@
       </w:pPr>
       <w:ins w:id="2" w:author="PR Preview" w:date="2026-01-01T00:00:00Z">
         <w:r>
-          <w:t xml:space="preserve">Last modified: 2026-10-22 15:07:23 (PDT)</w:t>
+          <w:t xml:space="preserve">Last modified: 2026-10-22 15:35:52 (PDT)</w:t>
         </w:r>
       </w:ins>
     </w:p>
@@ -1052,46 +1052,175 @@
           <w:numId w:val="1004"/>
         </w:numPr>
       </w:pPr>
-      <w:r>
-        <w:t xml:space="preserve">Use colorblind-friendly palettes</w:t>
-      </w:r>
-      <w:r>
-        <w:t xml:space="preserve"> </w:t>
-      </w:r>
-      <w:r>
-        <w:t xml:space="preserve">(see</w:t>
-      </w:r>
-      <w:r>
-        <w:t xml:space="preserve"> </w:t>
-      </w:r>
+      <w:del w:id="3" w:author="PR Preview" w:date="2026-01-01T00:00:00Z">
+        <w:r>
+          <w:delText xml:space="preserve">Use colorblind-friendly palettes</w:delText>
+        </w:r>
+      </w:del>
+      <w:del w:id="4" w:author="PR Preview" w:date="2026-01-01T00:00:00Z">
+        <w:r>
+          <w:delText xml:space="preserve"> </w:delText>
+        </w:r>
+      </w:del>
+      <w:del w:id="5" w:author="PR Preview" w:date="2026-01-01T00:00:00Z">
+        <w:r>
+          <w:delText xml:space="preserve">(see</w:delText>
+        </w:r>
+      </w:del>
+      <w:del w:id="6" w:author="PR Preview" w:date="2026-01-01T00:00:00Z">
+        <w:r>
+          <w:delText xml:space="preserve"> </w:delText>
+        </w:r>
+      </w:del>
       <w:hyperlink r:id="rId18">
-        <w:r>
-          <w:rPr>
-            <w:rStyle w:val="Hyperlink"/>
-          </w:rPr>
-          <w:t xml:space="preserve">ColorBrewer</w:t>
-        </w:r>
+        <w:del w:id="7" w:author="PR Preview" w:date="2026-01-01T00:00:00Z">
+          <w:r>
+            <w:rPr>
+              <w:rStyle w:val="Hyperlink"/>
+            </w:rPr>
+            <w:delText xml:space="preserve">ColorBrewer</w:delText>
+          </w:r>
+        </w:del>
       </w:hyperlink>
-      <w:r>
-        <w:t xml:space="preserve"> </w:t>
-      </w:r>
-      <w:r>
-        <w:t xml:space="preserve">or</w:t>
-      </w:r>
-      <w:r>
-        <w:t xml:space="preserve"> </w:t>
-      </w:r>
+      <w:del w:id="8" w:author="PR Preview" w:date="2026-01-01T00:00:00Z">
+        <w:r>
+          <w:delText xml:space="preserve"> </w:delText>
+        </w:r>
+      </w:del>
+      <w:del w:id="9" w:author="PR Preview" w:date="2026-01-01T00:00:00Z">
+        <w:r>
+          <w:delText xml:space="preserve">or</w:delText>
+        </w:r>
+      </w:del>
+      <w:del w:id="10" w:author="PR Preview" w:date="2026-01-01T00:00:00Z">
+        <w:r>
+          <w:delText xml:space="preserve"> </w:delText>
+        </w:r>
+      </w:del>
       <w:hyperlink r:id="rId19">
-        <w:r>
-          <w:rPr>
-            <w:rStyle w:val="Hyperlink"/>
-          </w:rPr>
-          <w:t xml:space="preserve">iwanthue</w:t>
-        </w:r>
+        <w:del w:id="11" w:author="PR Preview" w:date="2026-01-01T00:00:00Z">
+          <w:r>
+            <w:rPr>
+              <w:rStyle w:val="Hyperlink"/>
+            </w:rPr>
+            <w:delText xml:space="preserve">iwanthue</w:delText>
+          </w:r>
+        </w:del>
       </w:hyperlink>
-      <w:r>
-        <w:t xml:space="preserve">).</w:t>
-      </w:r>
+      <w:del w:id="12" w:author="PR Preview" w:date="2026-01-01T00:00:00Z">
+        <w:r>
+          <w:delText xml:space="preserve">).</w:delText>
+        </w:r>
+      </w:del>
+      <w:del w:id="13" w:author="PR Preview" w:date="2026-01-01T00:00:00Z">
+        <w:r>
+          <w:delText xml:space="preserve"> </w:delText>
+        </w:r>
+      </w:del>
+      <w:del w:id="14" w:author="PR Preview" w:date="2026-01-01T00:00:00Z">
+        <w:r>
+          <w:delText xml:space="preserve">Pair color with shape or line type,</w:delText>
+        </w:r>
+      </w:del>
+      <w:del w:id="15" w:author="PR Preview" w:date="2026-01-01T00:00:00Z">
+        <w:r>
+          <w:delText xml:space="preserve"> </w:delText>
+        </w:r>
+      </w:del>
+      <w:del w:id="16" w:author="PR Preview" w:date="2026-01-01T00:00:00Z">
+        <w:r>
+          <w:delText xml:space="preserve">so that color is never the only way to tell groups apart.</w:delText>
+        </w:r>
+      </w:del>
+      <w:del w:id="17" w:author="PR Preview" w:date="2026-01-01T00:00:00Z">
+        <w:r>
+          <w:delText xml:space="preserve"> </w:delText>
+        </w:r>
+      </w:del>
+      <w:del w:id="18" w:author="PR Preview" w:date="2026-01-01T00:00:00Z">
+        <w:r>
+          <w:delText xml:space="preserve">This matters most with more than 3 or 4 groups,</w:delText>
+        </w:r>
+      </w:del>
+      <w:del w:id="19" w:author="PR Preview" w:date="2026-01-01T00:00:00Z">
+        <w:r>
+          <w:delText xml:space="preserve"> </w:delText>
+        </w:r>
+      </w:del>
+      <w:del w:id="20" w:author="PR Preview" w:date="2026-01-01T00:00:00Z">
+        <w:r>
+          <w:delText xml:space="preserve">because even a colorblind-friendly palette then has pairs of colors that are close together.</w:delText>
+        </w:r>
+      </w:del>
+    </w:p>
+    <w:p>
+      <w:pPr>
+        <w:pStyle w:val="Compact"/>
+        <w:numPr>
+          <w:ilvl w:val="0"/>
+          <w:numId w:val="1004"/>
+        </w:numPr>
+      </w:pPr>
+      <w:ins w:id="21" w:author="PR Preview" w:date="2026-01-01T00:00:00Z">
+        <w:r>
+          <w:t xml:space="preserve">Use colorblind-friendly palettes</w:t>
+        </w:r>
+      </w:ins>
+      <w:ins w:id="22" w:author="PR Preview" w:date="2026-01-01T00:00:00Z">
+        <w:r>
+          <w:t xml:space="preserve"> </w:t>
+        </w:r>
+      </w:ins>
+      <w:ins w:id="23" w:author="PR Preview" w:date="2026-01-01T00:00:00Z">
+        <w:r>
+          <w:t xml:space="preserve">(see</w:t>
+        </w:r>
+      </w:ins>
+      <w:ins w:id="24" w:author="PR Preview" w:date="2026-01-01T00:00:00Z">
+        <w:r>
+          <w:t xml:space="preserve"> </w:t>
+        </w:r>
+      </w:ins>
+      <w:hyperlink r:id="rId18">
+        <w:ins w:id="25" w:author="PR Preview" w:date="2026-01-01T00:00:00Z">
+          <w:r>
+            <w:rPr>
+              <w:rStyle w:val="Hyperlink"/>
+            </w:rPr>
+            <w:t xml:space="preserve">ColorBrewer</w:t>
+          </w:r>
+        </w:ins>
+      </w:hyperlink>
+      <w:ins w:id="26" w:author="PR Preview" w:date="2026-01-01T00:00:00Z">
+        <w:r>
+          <w:t xml:space="preserve"> </w:t>
+        </w:r>
+      </w:ins>
+      <w:ins w:id="27" w:author="PR Preview" w:date="2026-01-01T00:00:00Z">
+        <w:r>
+          <w:t xml:space="preserve">or</w:t>
+        </w:r>
+      </w:ins>
+      <w:ins w:id="28" w:author="PR Preview" w:date="2026-01-01T00:00:00Z">
+        <w:r>
+          <w:t xml:space="preserve"> </w:t>
+        </w:r>
+      </w:ins>
+      <w:hyperlink r:id="rId19">
+        <w:ins w:id="29" w:author="PR Preview" w:date="2026-01-01T00:00:00Z">
+          <w:r>
+            <w:rPr>
+              <w:rStyle w:val="Hyperlink"/>
+            </w:rPr>
+            <w:t xml:space="preserve">iwanthue</w:t>
+          </w:r>
+        </w:ins>
+      </w:hyperlink>
+      <w:ins w:id="30" w:author="PR Preview" w:date="2026-01-01T00:00:00Z">
+        <w:r>
+          <w:t xml:space="preserve">).</w:t>
+        </w:r>
+      </w:ins>
     </w:p>
     <w:p>
       <w:pPr>

--- a/pr-preview/pr-325/chapters/slides-posters-figures-tracked-changes.docx
+++ b/pr-preview/pr-325/chapters/slides-posters-figures-tracked-changes.docx
@@ -16,7 +16,7 @@
       </w:pPr>
       <w:del w:id="1" w:author="PR Preview" w:date="2026-01-01T00:00:00Z">
         <w:r>
-          <w:delText xml:space="preserve">Last modified: 2026-10-22 16:04:26 (PDT)</w:delText>
+          <w:delText xml:space="preserve">Last modified: 2026-10-25 19:48:50 (PDT)</w:delText>
         </w:r>
       </w:del>
     </w:p>
@@ -26,7 +26,7 @@
       </w:pPr>
       <w:ins w:id="2" w:author="PR Preview" w:date="2026-01-01T00:00:00Z">
         <w:r>
-          <w:t xml:space="preserve">Last modified: 2026-10-22 15:35:52 (PDT)</w:t>
+          <w:t xml:space="preserve">Last modified: 2026-10-25 22:11:55 (PDT)</w:t>
         </w:r>
       </w:ins>
     </w:p>
@@ -1052,175 +1052,70 @@
           <w:numId w:val="1004"/>
         </w:numPr>
       </w:pPr>
-      <w:del w:id="3" w:author="PR Preview" w:date="2026-01-01T00:00:00Z">
+      <w:r>
+        <w:t xml:space="preserve">Use colorblind-friendly palettes</w:t>
+      </w:r>
+      <w:r>
+        <w:t xml:space="preserve"> </w:t>
+      </w:r>
+      <w:r>
+        <w:t xml:space="preserve">(see</w:t>
+      </w:r>
+      <w:r>
+        <w:t xml:space="preserve"> </w:t>
+      </w:r>
+      <w:hyperlink r:id="rId18">
         <w:r>
-          <w:delText xml:space="preserve">Use colorblind-friendly palettes</w:delText>
+          <w:rPr>
+            <w:rStyle w:val="Hyperlink"/>
+          </w:rPr>
+          <w:t xml:space="preserve">ColorBrewer</w:t>
         </w:r>
-      </w:del>
-      <w:del w:id="4" w:author="PR Preview" w:date="2026-01-01T00:00:00Z">
+      </w:hyperlink>
+      <w:r>
+        <w:t xml:space="preserve"> </w:t>
+      </w:r>
+      <w:r>
+        <w:t xml:space="preserve">or</w:t>
+      </w:r>
+      <w:r>
+        <w:t xml:space="preserve"> </w:t>
+      </w:r>
+      <w:hyperlink r:id="rId19">
         <w:r>
-          <w:delText xml:space="preserve"> </w:delText>
+          <w:rPr>
+            <w:rStyle w:val="Hyperlink"/>
+          </w:rPr>
+          <w:t xml:space="preserve">iwanthue</w:t>
         </w:r>
-      </w:del>
-      <w:del w:id="5" w:author="PR Preview" w:date="2026-01-01T00:00:00Z">
-        <w:r>
-          <w:delText xml:space="preserve">(see</w:delText>
-        </w:r>
-      </w:del>
-      <w:del w:id="6" w:author="PR Preview" w:date="2026-01-01T00:00:00Z">
-        <w:r>
-          <w:delText xml:space="preserve"> </w:delText>
-        </w:r>
-      </w:del>
-      <w:hyperlink r:id="rId18">
-        <w:del w:id="7" w:author="PR Preview" w:date="2026-01-01T00:00:00Z">
-          <w:r>
-            <w:rPr>
-              <w:rStyle w:val="Hyperlink"/>
-            </w:rPr>
-            <w:delText xml:space="preserve">ColorBrewer</w:delText>
-          </w:r>
-        </w:del>
       </w:hyperlink>
-      <w:del w:id="8" w:author="PR Preview" w:date="2026-01-01T00:00:00Z">
-        <w:r>
-          <w:delText xml:space="preserve"> </w:delText>
-        </w:r>
-      </w:del>
-      <w:del w:id="9" w:author="PR Preview" w:date="2026-01-01T00:00:00Z">
-        <w:r>
-          <w:delText xml:space="preserve">or</w:delText>
-        </w:r>
-      </w:del>
-      <w:del w:id="10" w:author="PR Preview" w:date="2026-01-01T00:00:00Z">
-        <w:r>
-          <w:delText xml:space="preserve"> </w:delText>
-        </w:r>
-      </w:del>
-      <w:hyperlink r:id="rId19">
-        <w:del w:id="11" w:author="PR Preview" w:date="2026-01-01T00:00:00Z">
-          <w:r>
-            <w:rPr>
-              <w:rStyle w:val="Hyperlink"/>
-            </w:rPr>
-            <w:delText xml:space="preserve">iwanthue</w:delText>
-          </w:r>
-        </w:del>
-      </w:hyperlink>
-      <w:del w:id="12" w:author="PR Preview" w:date="2026-01-01T00:00:00Z">
-        <w:r>
-          <w:delText xml:space="preserve">).</w:delText>
-        </w:r>
-      </w:del>
-      <w:del w:id="13" w:author="PR Preview" w:date="2026-01-01T00:00:00Z">
-        <w:r>
-          <w:delText xml:space="preserve"> </w:delText>
-        </w:r>
-      </w:del>
-      <w:del w:id="14" w:author="PR Preview" w:date="2026-01-01T00:00:00Z">
-        <w:r>
-          <w:delText xml:space="preserve">Pair color with shape or line type,</w:delText>
-        </w:r>
-      </w:del>
-      <w:del w:id="15" w:author="PR Preview" w:date="2026-01-01T00:00:00Z">
-        <w:r>
-          <w:delText xml:space="preserve"> </w:delText>
-        </w:r>
-      </w:del>
-      <w:del w:id="16" w:author="PR Preview" w:date="2026-01-01T00:00:00Z">
-        <w:r>
-          <w:delText xml:space="preserve">so that color is never the only way to tell groups apart.</w:delText>
-        </w:r>
-      </w:del>
-      <w:del w:id="17" w:author="PR Preview" w:date="2026-01-01T00:00:00Z">
-        <w:r>
-          <w:delText xml:space="preserve"> </w:delText>
-        </w:r>
-      </w:del>
-      <w:del w:id="18" w:author="PR Preview" w:date="2026-01-01T00:00:00Z">
-        <w:r>
-          <w:delText xml:space="preserve">This matters most with more than 3 or 4 groups,</w:delText>
-        </w:r>
-      </w:del>
-      <w:del w:id="19" w:author="PR Preview" w:date="2026-01-01T00:00:00Z">
-        <w:r>
-          <w:delText xml:space="preserve"> </w:delText>
-        </w:r>
-      </w:del>
-      <w:del w:id="20" w:author="PR Preview" w:date="2026-01-01T00:00:00Z">
-        <w:r>
-          <w:delText xml:space="preserve">because even a colorblind-friendly palette then has pairs of colors that are close together.</w:delText>
-        </w:r>
-      </w:del>
-    </w:p>
-    <w:p>
-      <w:pPr>
-        <w:pStyle w:val="Compact"/>
-        <w:numPr>
-          <w:ilvl w:val="0"/>
-          <w:numId w:val="1004"/>
-        </w:numPr>
-      </w:pPr>
-      <w:ins w:id="21" w:author="PR Preview" w:date="2026-01-01T00:00:00Z">
-        <w:r>
-          <w:t xml:space="preserve">Use colorblind-friendly palettes</w:t>
-        </w:r>
-      </w:ins>
-      <w:ins w:id="22" w:author="PR Preview" w:date="2026-01-01T00:00:00Z">
-        <w:r>
-          <w:t xml:space="preserve"> </w:t>
-        </w:r>
-      </w:ins>
-      <w:ins w:id="23" w:author="PR Preview" w:date="2026-01-01T00:00:00Z">
-        <w:r>
-          <w:t xml:space="preserve">(see</w:t>
-        </w:r>
-      </w:ins>
-      <w:ins w:id="24" w:author="PR Preview" w:date="2026-01-01T00:00:00Z">
-        <w:r>
-          <w:t xml:space="preserve"> </w:t>
-        </w:r>
-      </w:ins>
-      <w:hyperlink r:id="rId18">
-        <w:ins w:id="25" w:author="PR Preview" w:date="2026-01-01T00:00:00Z">
-          <w:r>
-            <w:rPr>
-              <w:rStyle w:val="Hyperlink"/>
-            </w:rPr>
-            <w:t xml:space="preserve">ColorBrewer</w:t>
-          </w:r>
-        </w:ins>
-      </w:hyperlink>
-      <w:ins w:id="26" w:author="PR Preview" w:date="2026-01-01T00:00:00Z">
-        <w:r>
-          <w:t xml:space="preserve"> </w:t>
-        </w:r>
-      </w:ins>
-      <w:ins w:id="27" w:author="PR Preview" w:date="2026-01-01T00:00:00Z">
-        <w:r>
-          <w:t xml:space="preserve">or</w:t>
-        </w:r>
-      </w:ins>
-      <w:ins w:id="28" w:author="PR Preview" w:date="2026-01-01T00:00:00Z">
-        <w:r>
-          <w:t xml:space="preserve"> </w:t>
-        </w:r>
-      </w:ins>
-      <w:hyperlink r:id="rId19">
-        <w:ins w:id="29" w:author="PR Preview" w:date="2026-01-01T00:00:00Z">
-          <w:r>
-            <w:rPr>
-              <w:rStyle w:val="Hyperlink"/>
-            </w:rPr>
-            <w:t xml:space="preserve">iwanthue</w:t>
-          </w:r>
-        </w:ins>
-      </w:hyperlink>
-      <w:ins w:id="30" w:author="PR Preview" w:date="2026-01-01T00:00:00Z">
-        <w:r>
-          <w:t xml:space="preserve">).</w:t>
-        </w:r>
-      </w:ins>
+      <w:r>
+        <w:t xml:space="preserve">).</w:t>
+      </w:r>
+      <w:r>
+        <w:t xml:space="preserve"> </w:t>
+      </w:r>
+      <w:r>
+        <w:t xml:space="preserve">Pair color with shape or line type,</w:t>
+      </w:r>
+      <w:r>
+        <w:t xml:space="preserve"> </w:t>
+      </w:r>
+      <w:r>
+        <w:t xml:space="preserve">so that color is never the only way to tell groups apart.</w:t>
+      </w:r>
+      <w:r>
+        <w:t xml:space="preserve"> </w:t>
+      </w:r>
+      <w:r>
+        <w:t xml:space="preserve">This matters most with more than 3 or 4 groups,</w:t>
+      </w:r>
+      <w:r>
+        <w:t xml:space="preserve"> </w:t>
+      </w:r>
+      <w:r>
+        <w:t xml:space="preserve">because even a colorblind-friendly palette then has pairs of colors that are close together.</w:t>
+      </w:r>
     </w:p>
     <w:p>
       <w:pPr>

--- a/pr-preview/pr-325/chapters/slides-posters-figures-tracked-changes.docx
+++ b/pr-preview/pr-325/chapters/slides-posters-figures-tracked-changes.docx
@@ -16,7 +16,7 @@
       </w:pPr>
       <w:del w:id="1" w:author="PR Preview" w:date="2026-01-01T00:00:00Z">
         <w:r>
-          <w:delText xml:space="preserve">Last modified: 2026-10-25 19:48:50 (PDT)</w:delText>
+          <w:delText xml:space="preserve">Last modified: 2026-10-27 13:10:13 (PDT)</w:delText>
         </w:r>
       </w:del>
     </w:p>
@@ -26,7 +26,7 @@
       </w:pPr>
       <w:ins w:id="2" w:author="PR Preview" w:date="2026-01-01T00:00:00Z">
         <w:r>
-          <w:t xml:space="preserve">Last modified: 2026-10-25 22:11:55 (PDT)</w:t>
+          <w:t xml:space="preserve">Last modified: 2026-10-27 20:05:14 (PDT)</w:t>
         </w:r>
       </w:ins>
     </w:p>
@@ -775,7 +775,7 @@
     </w:p>
     <w:bookmarkEnd w:id="15"/>
     <w:bookmarkEnd w:id="16"/>
-    <w:bookmarkStart w:id="23" w:name="sec-scientific-figures"/>
+    <w:bookmarkStart w:id="24" w:name="sec-scientific-figures"/>
     <w:p>
       <w:pPr>
         <w:pStyle w:val="Heading2"/>
@@ -862,6 +862,161 @@
         <w:pStyle w:val="BodyText"/>
       </w:pPr>
       <w:r>
+        <w:t xml:space="preserve">Open each caption with a sentence that says what the figure or table shows,</w:t>
+      </w:r>
+      <w:r>
+        <w:t xml:space="preserve"> </w:t>
+      </w:r>
+      <w:r>
+        <w:t xml:space="preserve">so a reader who sees only the figure or table learns its point without following a link.</w:t>
+      </w:r>
+      <w:r>
+        <w:t xml:space="preserve"> </w:t>
+      </w:r>
+      <w:r>
+        <w:t xml:space="preserve">A cross-reference to the example or section that the figure or table illustrates may support that sentence,</w:t>
+      </w:r>
+      <w:r>
+        <w:t xml:space="preserve"> </w:t>
+      </w:r>
+      <w:r>
+        <w:t xml:space="preserve">either after the sentence or in parentheses within the sentence,</w:t>
+      </w:r>
+      <w:r>
+        <w:t xml:space="preserve"> </w:t>
+      </w:r>
+      <w:r>
+        <w:t xml:space="preserve">but the cross-reference never replaces the sentence.</w:t>
+      </w:r>
+      <w:r>
+        <w:t xml:space="preserve"> </w:t>
+      </w:r>
+      <w:r>
+        <w:t xml:space="preserve">Two captions for the same figure show the difference:</w:t>
+      </w:r>
+    </w:p>
+    <w:p>
+      <w:pPr>
+        <w:pStyle w:val="Compact"/>
+        <w:numPr>
+          <w:ilvl w:val="0"/>
+          <w:numId w:val="1004"/>
+        </w:numPr>
+      </w:pPr>
+      <w:r>
+        <w:t xml:space="preserve">Pointer only:</w:t>
+      </w:r>
+      <w:r>
+        <w:t xml:space="preserve"> </w:t>
+      </w:r>
+      <w:r>
+        <w:t xml:space="preserve">“The symmetry of</w:t>
+      </w:r>
+      <w:r>
+        <w:t xml:space="preserve"> </w:t>
+      </w:r>
+      <w:r>
+        <w:rPr>
+          <w:rStyle w:val="VerbatimChar"/>
+        </w:rPr>
+        <w:t xml:space="preserve">@exm-x</w:t>
+      </w:r>
+      <w:r>
+        <w:t xml:space="preserve">.”</w:t>
+      </w:r>
+      <w:r>
+        <w:t xml:space="preserve"> </w:t>
+      </w:r>
+      <w:r>
+        <w:t xml:space="preserve">The reader learns nothing until following the link.</w:t>
+      </w:r>
+    </w:p>
+    <w:p>
+      <w:pPr>
+        <w:pStyle w:val="Compact"/>
+        <w:numPr>
+          <w:ilvl w:val="0"/>
+          <w:numId w:val="1004"/>
+        </w:numPr>
+      </w:pPr>
+      <w:r>
+        <w:t xml:space="preserve">Self-contained:</w:t>
+      </w:r>
+      <w:r>
+        <w:t xml:space="preserve"> </w:t>
+      </w:r>
+      <w:r>
+        <w:t xml:space="preserve">“The logistic function at</w:t>
+      </w:r>
+      <w:r>
+        <w:t xml:space="preserve"> </w:t>
+      </w:r>
+      <m:oMath>
+        <m:r>
+          <m:rPr>
+            <m:sty m:val="p"/>
+          </m:rPr>
+          <m:t>−</m:t>
+        </m:r>
+        <m:r>
+          <m:t>2</m:t>
+        </m:r>
+      </m:oMath>
+      <w:r>
+        <w:t xml:space="preserve"> </w:t>
+      </w:r>
+      <w:r>
+        <w:t xml:space="preserve">is as high as</w:t>
+      </w:r>
+      <w:r>
+        <w:t xml:space="preserve"> </w:t>
+      </w:r>
+      <m:oMath>
+        <m:r>
+          <m:t>1</m:t>
+        </m:r>
+      </m:oMath>
+      <w:r>
+        <w:t xml:space="preserve"> </w:t>
+      </w:r>
+      <w:r>
+        <w:t xml:space="preserve">minus its value at</w:t>
+      </w:r>
+      <w:r>
+        <w:t xml:space="preserve"> </w:t>
+      </w:r>
+      <m:oMath>
+        <m:r>
+          <m:t>2</m:t>
+        </m:r>
+      </m:oMath>
+      <w:r>
+        <w:t xml:space="preserve"> </w:t>
+      </w:r>
+      <w:r>
+        <w:t xml:space="preserve">(</w:t>
+      </w:r>
+      <w:r>
+        <w:rPr>
+          <w:rStyle w:val="VerbatimChar"/>
+        </w:rPr>
+        <w:t xml:space="preserve">@exm-x</w:t>
+      </w:r>
+      <w:r>
+        <w:t xml:space="preserve">).”</w:t>
+      </w:r>
+      <w:r>
+        <w:t xml:space="preserve"> </w:t>
+      </w:r>
+      <w:r>
+        <w:t xml:space="preserve">The reader learns the point at once.</w:t>
+      </w:r>
+    </w:p>
+    <w:p>
+      <w:pPr>
+        <w:pStyle w:val="FirstParagraph"/>
+      </w:pPr>
+      <w:r>
         <w:t xml:space="preserve">Lead with a well-labeled figure or table</w:t>
       </w:r>
       <w:r>
@@ -920,7 +1075,7 @@
         <w:pStyle w:val="Compact"/>
         <w:numPr>
           <w:ilvl w:val="0"/>
-          <w:numId w:val="1004"/>
+          <w:numId w:val="1005"/>
         </w:numPr>
       </w:pPr>
       <w:r>
@@ -932,7 +1087,7 @@
         <w:pStyle w:val="Compact"/>
         <w:numPr>
           <w:ilvl w:val="0"/>
-          <w:numId w:val="1004"/>
+          <w:numId w:val="1005"/>
         </w:numPr>
       </w:pPr>
       <w:r>
@@ -944,7 +1099,7 @@
         <w:pStyle w:val="Compact"/>
         <w:numPr>
           <w:ilvl w:val="0"/>
-          <w:numId w:val="1004"/>
+          <w:numId w:val="1005"/>
         </w:numPr>
       </w:pPr>
       <w:r>
@@ -956,7 +1111,7 @@
         <w:pStyle w:val="Compact"/>
         <w:numPr>
           <w:ilvl w:val="0"/>
-          <w:numId w:val="1004"/>
+          <w:numId w:val="1005"/>
         </w:numPr>
       </w:pPr>
       <w:r>
@@ -998,7 +1153,7 @@
         <w:pStyle w:val="Compact"/>
         <w:numPr>
           <w:ilvl w:val="0"/>
-          <w:numId w:val="1004"/>
+          <w:numId w:val="1005"/>
         </w:numPr>
       </w:pPr>
       <w:r>
@@ -1037,7 +1192,7 @@
         <w:pStyle w:val="Compact"/>
         <w:numPr>
           <w:ilvl w:val="0"/>
-          <w:numId w:val="1004"/>
+          <w:numId w:val="1005"/>
         </w:numPr>
       </w:pPr>
       <w:r>
@@ -1049,7 +1204,7 @@
         <w:pStyle w:val="Compact"/>
         <w:numPr>
           <w:ilvl w:val="0"/>
-          <w:numId w:val="1004"/>
+          <w:numId w:val="1005"/>
         </w:numPr>
       </w:pPr>
       <w:r>
@@ -1122,7 +1277,7 @@
         <w:pStyle w:val="Compact"/>
         <w:numPr>
           <w:ilvl w:val="0"/>
-          <w:numId w:val="1004"/>
+          <w:numId w:val="1005"/>
         </w:numPr>
       </w:pPr>
       <w:r>
@@ -1134,7 +1289,7 @@
         <w:pStyle w:val="Compact"/>
         <w:numPr>
           <w:ilvl w:val="0"/>
-          <w:numId w:val="1004"/>
+          <w:numId w:val="1005"/>
         </w:numPr>
       </w:pPr>
       <w:r>
@@ -1152,7 +1307,7 @@
         <w:pStyle w:val="Compact"/>
         <w:numPr>
           <w:ilvl w:val="0"/>
-          <w:numId w:val="1004"/>
+          <w:numId w:val="1005"/>
         </w:numPr>
       </w:pPr>
       <w:r>
@@ -1215,7 +1370,153 @@
         <w:pStyle w:val="Compact"/>
         <w:numPr>
           <w:ilvl w:val="0"/>
-          <w:numId w:val="1004"/>
+          <w:numId w:val="1005"/>
+        </w:numPr>
+      </w:pPr>
+      <w:r>
+        <w:t xml:space="preserve">Draw a tree (a parse tree, decision tree, dendrogram, or any other hierarchy) as a diagram figure,</w:t>
+      </w:r>
+      <w:r>
+        <w:t xml:space="preserve"> </w:t>
+      </w:r>
+      <w:r>
+        <w:t xml:space="preserve">not only as nested bullets.</w:t>
+      </w:r>
+      <w:r>
+        <w:t xml:space="preserve"> </w:t>
+      </w:r>
+      <w:r>
+        <w:t xml:space="preserve">A nested list hides how the branches relate and makes a reader count indentation to find a node’s parent.</w:t>
+      </w:r>
+      <w:r>
+        <w:t xml:space="preserve"> </w:t>
+      </w:r>
+      <w:r>
+        <w:t xml:space="preserve">Keep the list too when it adds information the diagram lacks.</w:t>
+      </w:r>
+      <w:r>
+        <w:t xml:space="preserve"> </w:t>
+      </w:r>
+      <w:r>
+        <w:t xml:space="preserve">Draw the diagram from the tree’s data and fill leaves and internal nodes differently,</w:t>
+      </w:r>
+      <w:r>
+        <w:t xml:space="preserve"> </w:t>
+      </w:r>
+      <w:r>
+        <w:t xml:space="preserve">with the legend at the bottom.</w:t>
+      </w:r>
+      <w:r>
+        <w:t xml:space="preserve"> </w:t>
+      </w:r>
+      <w:r>
+        <w:t xml:space="preserve">Wrap the diagram in a</w:t>
+      </w:r>
+      <w:r>
+        <w:t xml:space="preserve"> </w:t>
+      </w:r>
+      <w:r>
+        <w:rPr>
+          <w:rStyle w:val="VerbatimChar"/>
+        </w:rPr>
+        <w:t xml:space="preserve">#fig-</w:t>
+      </w:r>
+      <w:r>
+        <w:t xml:space="preserve"> </w:t>
+      </w:r>
+      <w:r>
+        <w:t xml:space="preserve">div with a caption, and set alt text that reads out the structure with</w:t>
+      </w:r>
+      <w:r>
+        <w:t xml:space="preserve"> </w:t>
+      </w:r>
+      <w:r>
+        <w:rPr>
+          <w:rStyle w:val="VerbatimChar"/>
+        </w:rPr>
+        <w:t xml:space="preserve">fig-alt</w:t>
+      </w:r>
+      <w:r>
+        <w:t xml:space="preserve">.</w:t>
+      </w:r>
+      <w:r>
+        <w:t xml:space="preserve"> </w:t>
+      </w:r>
+      <w:r>
+        <w:t xml:space="preserve">The</w:t>
+      </w:r>
+      <w:r>
+        <w:t xml:space="preserve"> </w:t>
+      </w:r>
+      <w:hyperlink r:id="rId22">
+        <w:r>
+          <w:rPr>
+            <w:rStyle w:val="Hyperlink"/>
+          </w:rPr>
+          <w:t xml:space="preserve">Morrison-Lab/gha</w:t>
+        </w:r>
+      </w:hyperlink>
+      <w:r>
+        <w:t xml:space="preserve"> </w:t>
+      </w:r>
+      <w:r>
+        <w:t xml:space="preserve">check</w:t>
+      </w:r>
+      <w:r>
+        <w:t xml:space="preserve"> </w:t>
+      </w:r>
+      <w:r>
+        <w:rPr>
+          <w:rStyle w:val="VerbatimChar"/>
+        </w:rPr>
+        <w:t xml:space="preserve">check-tree-lists</w:t>
+      </w:r>
+      <w:r>
+        <w:t xml:space="preserve"> </w:t>
+      </w:r>
+      <w:r>
+        <w:t xml:space="preserve">flags a pull request that adds</w:t>
+      </w:r>
+      <w:r>
+        <w:t xml:space="preserve"> </w:t>
+      </w:r>
+      <w:r>
+        <w:t xml:space="preserve">a definition, example, or other labeled div that mentions a tree, holds a list nested three or more levels deep,</w:t>
+      </w:r>
+      <w:r>
+        <w:t xml:space="preserve"> </w:t>
+      </w:r>
+      <w:r>
+        <w:t xml:space="preserve">and has no figure;</w:t>
+      </w:r>
+      <w:r>
+        <w:t xml:space="preserve"> </w:t>
+      </w:r>
+      <w:r>
+        <w:t xml:space="preserve">a</w:t>
+      </w:r>
+      <w:r>
+        <w:t xml:space="preserve"> </w:t>
+      </w:r>
+      <w:r>
+        <w:rPr>
+          <w:rStyle w:val="VerbatimChar"/>
+        </w:rPr>
+        <w:t xml:space="preserve">&lt;!-- no-tree-figure: reason --&gt;</w:t>
+      </w:r>
+      <w:r>
+        <w:t xml:space="preserve"> </w:t>
+      </w:r>
+      <w:r>
+        <w:t xml:space="preserve">comment inside the div exempts it.</w:t>
+      </w:r>
+    </w:p>
+    <w:p>
+      <w:pPr>
+        <w:pStyle w:val="Compact"/>
+        <w:numPr>
+          <w:ilvl w:val="0"/>
+          <w:numId w:val="1005"/>
         </w:numPr>
       </w:pPr>
       <w:r>
@@ -1227,7 +1528,7 @@
         <w:pStyle w:val="Compact"/>
         <w:numPr>
           <w:ilvl w:val="0"/>
-          <w:numId w:val="1004"/>
+          <w:numId w:val="1005"/>
         </w:numPr>
       </w:pPr>
       <w:r>
@@ -1239,7 +1540,7 @@
         <w:pStyle w:val="Compact"/>
         <w:numPr>
           <w:ilvl w:val="0"/>
-          <w:numId w:val="1004"/>
+          <w:numId w:val="1005"/>
         </w:numPr>
       </w:pPr>
       <w:r>
@@ -1259,7 +1560,7 @@
         <w:pStyle w:val="Compact"/>
         <w:numPr>
           <w:ilvl w:val="0"/>
-          <w:numId w:val="1005"/>
+          <w:numId w:val="1006"/>
         </w:numPr>
       </w:pPr>
       <w:r>
@@ -1277,10 +1578,10 @@
         <w:pStyle w:val="Compact"/>
         <w:numPr>
           <w:ilvl w:val="0"/>
-          <w:numId w:val="1005"/>
-        </w:numPr>
-      </w:pPr>
-      <w:hyperlink r:id="rId22">
+          <w:numId w:val="1006"/>
+        </w:numPr>
+      </w:pPr>
+      <w:hyperlink r:id="rId23">
         <w:r>
           <w:rPr>
             <w:rStyle w:val="Hyperlink"/>
@@ -1307,8 +1608,8 @@
         <w:t xml:space="preserve">with sidenotes, typography, and tight integration of graphics with text</w:t>
       </w:r>
     </w:p>
-    <w:bookmarkEnd w:id="23"/>
-    <w:bookmarkStart w:id="41" w:name="sec-3d-graphs"/>
+    <w:bookmarkEnd w:id="24"/>
+    <w:bookmarkStart w:id="42" w:name="sec-3d-graphs"/>
     <w:p>
       <w:pPr>
         <w:pStyle w:val="Heading2"/>
@@ -1366,7 +1667,7 @@
         <w:pStyle w:val="Compact"/>
         <w:numPr>
           <w:ilvl w:val="0"/>
-          <w:numId w:val="1006"/>
+          <w:numId w:val="1007"/>
         </w:numPr>
       </w:pPr>
       <w:r>
@@ -1384,7 +1685,7 @@
         <w:pStyle w:val="Compact"/>
         <w:numPr>
           <w:ilvl w:val="0"/>
-          <w:numId w:val="1006"/>
+          <w:numId w:val="1007"/>
         </w:numPr>
       </w:pPr>
       <w:r>
@@ -1402,7 +1703,7 @@
         <w:pStyle w:val="Compact"/>
         <w:numPr>
           <w:ilvl w:val="0"/>
-          <w:numId w:val="1006"/>
+          <w:numId w:val="1007"/>
         </w:numPr>
       </w:pPr>
       <w:r>
@@ -1420,7 +1721,7 @@
         <w:pStyle w:val="Compact"/>
         <w:numPr>
           <w:ilvl w:val="0"/>
-          <w:numId w:val="1006"/>
+          <w:numId w:val="1007"/>
         </w:numPr>
       </w:pPr>
       <w:r>
@@ -1429,7 +1730,7 @@
       <w:r>
         <w:t xml:space="preserve"> </w:t>
       </w:r>
-      <w:hyperlink r:id="rId24">
+      <w:hyperlink r:id="rId25">
         <w:r>
           <w:rPr>
             <w:rStyle w:val="Hyperlink"/>
@@ -1461,7 +1762,7 @@
       <w:r>
         <w:t xml:space="preserve"> </w:t>
       </w:r>
-      <w:hyperlink r:id="rId25">
+      <w:hyperlink r:id="rId26">
         <w:r>
           <w:rPr>
             <w:rStyle w:val="Hyperlink"/>
@@ -1478,7 +1779,7 @@
         <w:pStyle w:val="Compact"/>
         <w:numPr>
           <w:ilvl w:val="0"/>
-          <w:numId w:val="1006"/>
+          <w:numId w:val="1007"/>
         </w:numPr>
       </w:pPr>
       <w:r>
@@ -1535,18 +1836,18 @@
                 <wp:inline>
                   <wp:extent cx="152400" cy="152400"/>
                   <wp:effectExtent b="0" l="0" r="0" t="0"/>
-                  <wp:docPr descr="" title="" id="27" name="Picture"/>
+                  <wp:docPr descr="" title="" id="28" name="Picture"/>
                   <a:graphic>
                     <a:graphicData uri="http://schemas.openxmlformats.org/drawingml/2006/picture">
                       <pic:pic>
                         <pic:nvPicPr>
-                          <pic:cNvPr descr="/opt/quarto/share/formats/docx/note.png" id="28" name="Picture"/>
+                          <pic:cNvPr descr="/opt/quarto/share/formats/docx/note.png" id="29" name="Picture"/>
                           <pic:cNvPicPr>
                             <a:picLocks noChangeArrowheads="1" noChangeAspect="1"/>
                           </pic:cNvPicPr>
                         </pic:nvPicPr>
                         <pic:blipFill>
-                          <a:blip r:embed="rId26"/>
+                          <a:blip r:embed="rId27"/>
                           <a:stretch>
                             <a:fillRect/>
                           </a:stretch>
@@ -1608,7 +1909,7 @@
             <w:r>
               <w:t xml:space="preserve"> </w:t>
             </w:r>
-            <w:hyperlink r:id="rId29">
+            <w:hyperlink r:id="rId30">
               <w:r>
                 <w:rPr>
                   <w:rStyle w:val="Hyperlink"/>
@@ -1643,7 +1944,7 @@
       <w:r>
         <w:t xml:space="preserve"> </w:t>
       </w:r>
-      <w:hyperlink r:id="rId30">
+      <w:hyperlink r:id="rId31">
         <w:r>
           <w:rPr>
             <w:rStyle w:val="Hyperlink"/>
@@ -1660,7 +1961,7 @@
       <w:r>
         <w:t xml:space="preserve"> </w:t>
       </w:r>
-      <w:hyperlink r:id="rId31">
+      <w:hyperlink r:id="rId32">
         <w:r>
           <w:rPr>
             <w:rStyle w:val="Hyperlink"/>
@@ -1681,8 +1982,8 @@
         <w:t xml:space="preserve">of the UCD-SERG lab manual.</w:t>
       </w:r>
     </w:p>
-    <w:bookmarkStart w:id="40" w:name="refs"/>
-    <w:bookmarkStart w:id="33" w:name="ref-anscombe1973"/>
+    <w:bookmarkStart w:id="41" w:name="refs"/>
+    <w:bookmarkStart w:id="34" w:name="ref-anscombe1973"/>
     <w:p>
       <w:pPr>
         <w:pStyle w:val="Bibliography"/>
@@ -1715,7 +2016,7 @@
       <w:r>
         <w:t xml:space="preserve"> </w:t>
       </w:r>
-      <w:hyperlink r:id="rId32">
+      <w:hyperlink r:id="rId33">
         <w:r>
           <w:rPr>
             <w:rStyle w:val="Hyperlink"/>
@@ -1727,8 +2028,8 @@
         <w:t xml:space="preserve">.</w:t>
       </w:r>
     </w:p>
-    <w:bookmarkEnd w:id="33"/>
-    <w:bookmarkStart w:id="35" w:name="ref-kirchoff2021"/>
+    <w:bookmarkEnd w:id="34"/>
+    <w:bookmarkStart w:id="36" w:name="ref-kirchoff2021"/>
     <w:p>
       <w:pPr>
         <w:pStyle w:val="Bibliography"/>
@@ -1761,7 +2062,7 @@
       <w:r>
         <w:t xml:space="preserve"> </w:t>
       </w:r>
-      <w:hyperlink r:id="rId34">
+      <w:hyperlink r:id="rId35">
         <w:r>
           <w:rPr>
             <w:rStyle w:val="Hyperlink"/>
@@ -1773,8 +2074,8 @@
         <w:t xml:space="preserve">.</w:t>
       </w:r>
     </w:p>
-    <w:bookmarkEnd w:id="35"/>
-    <w:bookmarkStart w:id="37" w:name="ref-ratcliff2023"/>
+    <w:bookmarkEnd w:id="36"/>
+    <w:bookmarkStart w:id="38" w:name="ref-ratcliff2023"/>
     <w:p>
       <w:pPr>
         <w:pStyle w:val="Bibliography"/>
@@ -1819,7 +2120,7 @@
       <w:r>
         <w:t xml:space="preserve"> </w:t>
       </w:r>
-      <w:hyperlink r:id="rId36">
+      <w:hyperlink r:id="rId37">
         <w:r>
           <w:rPr>
             <w:rStyle w:val="Hyperlink"/>
@@ -1831,8 +2132,8 @@
         <w:t xml:space="preserve">.</w:t>
       </w:r>
     </w:p>
-    <w:bookmarkEnd w:id="37"/>
-    <w:bookmarkStart w:id="39" w:name="ref-rougier2014"/>
+    <w:bookmarkEnd w:id="38"/>
+    <w:bookmarkStart w:id="40" w:name="ref-rougier2014"/>
     <w:p>
       <w:pPr>
         <w:pStyle w:val="Bibliography"/>
@@ -1865,7 +2166,7 @@
       <w:r>
         <w:t xml:space="preserve"> </w:t>
       </w:r>
-      <w:hyperlink r:id="rId38">
+      <w:hyperlink r:id="rId39">
         <w:r>
           <w:rPr>
             <w:rStyle w:val="Hyperlink"/>
@@ -1877,9 +2178,9 @@
         <w:t xml:space="preserve">.</w:t>
       </w:r>
     </w:p>
-    <w:bookmarkEnd w:id="39"/>
     <w:bookmarkEnd w:id="40"/>
     <w:bookmarkEnd w:id="41"/>
+    <w:bookmarkEnd w:id="42"/>
     <w:sectPr>
       <w:footnotePr>
         <w:numRestart w:val="eachSect"/>
@@ -2112,6 +2413,9 @@
     <w:abstractNumId w:val="991"/>
   </w:num>
   <w:num w:numId="1006">
+    <w:abstractNumId w:val="991"/>
+  </w:num>
+  <w:num w:numId="1007">
     <w:abstractNumId w:val="991"/>
   </w:num>
 </w:numbering>

--- a/pr-preview/pr-325/chapters/slides-posters-figures-tracked-changes.docx
+++ b/pr-preview/pr-325/chapters/slides-posters-figures-tracked-changes.docx
@@ -16,7 +16,7 @@
       </w:pPr>
       <w:del w:id="1" w:author="PR Preview" w:date="2026-01-01T00:00:00Z">
         <w:r>
-          <w:delText xml:space="preserve">Last modified: 2026-10-27 13:10:13 (PDT)</w:delText>
+          <w:delText xml:space="preserve">Last modified: 2026-10-27 20:34:06 (PDT)</w:delText>
         </w:r>
       </w:del>
     </w:p>
@@ -26,7 +26,7 @@
       </w:pPr>
       <w:ins w:id="2" w:author="PR Preview" w:date="2026-01-01T00:00:00Z">
         <w:r>
-          <w:t xml:space="preserve">Last modified: 2026-10-27 20:05:14 (PDT)</w:t>
+          <w:t xml:space="preserve">Last modified: 2026-10-27 20:44:55 (PDT)</w:t>
         </w:r>
       </w:ins>
     </w:p>
